--- a/KHBD_Tin_học/Lớp_8/Tuần_20/KHBD_Tin_hoc_Lớp_8_Tiet20_Bai_9a_Tao_au_trang_chan_trang_cho_van_ban_Tiet_1.docx
+++ b/KHBD_Tin_học/Lớp_8/Tuần_20/KHBD_Tin_hoc_Lớp_8_Tiet20_Bai_9a_Tao_au_trang_chan_trang_cho_van_ban_Tiet_1.docx
@@ -359,34 +359,30 @@
     </w:p>
     <w:p>
       <w:pPr>
-        <w:spacing w:line="276" w:lineRule="auto" w:after="60" w:before="0"/>
-        <w:ind w:firstLine="0" w:left="850"/>
-        <w:jc w:val="both"/>
-      </w:pPr>
-      <w:r>
-        <w:rPr>
-          <w:rFonts w:ascii="Times New Roman" w:hAnsi="Times New Roman" w:eastAsia="Times New Roman"/>
-          <w:b w:val="0"/>
-          <w:i w:val="0"/>
-          <w:sz w:val="26"/>
-        </w:rPr>
-        <w:t>- Miền I. Khai thác dữ liệu và thông tin (thành tố 1.1. Duyệt, tìm kiếm và lọc dữ liệu, thông tin và nội dung số – Bậc 4): Khai thác thông tin số phục vụ bài học. (Đạt được thông qua Hoạt động 2)</w:t>
-      </w:r>
-    </w:p>
-    <w:p>
-      <w:pPr>
-        <w:spacing w:line="276" w:lineRule="auto" w:after="60" w:before="0"/>
-        <w:ind w:firstLine="0" w:left="850"/>
-        <w:jc w:val="both"/>
-      </w:pPr>
-      <w:r>
-        <w:rPr>
-          <w:rFonts w:ascii="Times New Roman" w:hAnsi="Times New Roman" w:eastAsia="Times New Roman"/>
-          <w:b w:val="0"/>
-          <w:i w:val="0"/>
-          <w:sz w:val="26"/>
-        </w:rPr>
-        <w:t>- Miền IV. An toàn (thành tố 4.1. Bảo vệ thiết bị và nội dung số – Bậc 4): Tuân thủ quy tắc an toàn thiết bị và bảo vệ dữ liệu. (Đạt được thông qua Hoạt động 3, Hoạt động 4)</w:t>
+        <w:spacing w:line="276" w:lineRule="auto" w:after="0" w:before="0"/>
+        <w:ind w:left="850" w:firstLine="0"/>
+        <w:jc w:val="both"/>
+      </w:pPr>
+      <w:r>
+        <w:rPr>
+          <w:rFonts w:ascii="Times New Roman" w:hAnsi="Times New Roman" w:cs="Times New Roman"/>
+          <w:sz w:val="26"/>
+        </w:rPr>
+        <w:t>- 3.1.CB4a: Chỉ ra được cách tạo và chỉnh sửa nội dung ở các định dạng khác nhau. (Soạn thảo, định dạng văn bản và trình bày nội dung số rõ ràng, thẩm mỹ). (Đạt được thông qua Hoạt động 2, Hoạt động 3)</w:t>
+      </w:r>
+    </w:p>
+    <w:p>
+      <w:pPr>
+        <w:spacing w:line="276" w:lineRule="auto" w:after="0" w:before="0"/>
+        <w:ind w:left="850" w:firstLine="0"/>
+        <w:jc w:val="both"/>
+      </w:pPr>
+      <w:r>
+        <w:rPr>
+          <w:rFonts w:ascii="Times New Roman" w:hAnsi="Times New Roman" w:cs="Times New Roman"/>
+          <w:sz w:val="26"/>
+        </w:rPr>
+        <w:t>- 1.3.CB4a: Sắp xếp được thông tin, dữ liệu, nội dung để dễ dàng lưu trữ và truy xuất. (Tổ chức, lưu trữ và quản lý tệp văn bản trong môi trường máy tính). (Đạt được thông qua Hoạt động 1, Hoạt động 4)</w:t>
       </w:r>
     </w:p>
     <w:p>
